--- a/public/downloads/client-packet/docx/10_CommunityBridge_Subprocessor_and_Third_Party_Services_List.docx
+++ b/public/downloads/client-packet/docx/10_CommunityBridge_Subprocessor_and_Third_Party_Services_List.docx
@@ -11,7 +11,7 @@
         <w:rPr>
           <w:color w:val="0F172A"/>
         </w:rPr>
-        <w:t>BuddyBoard Subprocessor and Third-Party Services List</w:t>
+        <w:t>CommunityBridge Subprocessor and Third-Party Services List</w:t>
       </w:r>
     </w:p>
     <w:p>
@@ -427,7 +427,7 @@
                 <w:color w:val="0F172A"/>
                 <w:sz w:val="19"/>
               </w:rPr>
-              <w:t>Google sign-in and places-related configuration surfaces are referenced.</w:t>
+              <w:t>Google platform or mapping-related configuration surfaces may be referenced.</w:t>
             </w:r>
           </w:p>
         </w:tc>
